--- a/41IA Intelektualnyj analiz danyh/1/KNT-122_Onyshchenko_Variant-19_PR1.docx
+++ b/41IA Intelektualnyj analiz danyh/1/KNT-122_Onyshchenko_Variant-19_PR1.docx
@@ -159,15 +159,7 @@
       </w:pPr>
       <w:r>
         <w:rPr/>
-        <w:t>Дисципліна «</w:t>
-      </w:r>
-      <w:r>
-        <w:rPr/>
-        <w:t>Інтелектуальний аналіз даних</w:t>
-      </w:r>
-      <w:r>
-        <w:rPr/>
-        <w:t>»</w:t>
+        <w:t>Дисципліна «Інтелектуальний аналіз даних»</w:t>
       </w:r>
     </w:p>
     <w:p>
@@ -203,15 +195,7 @@
       </w:pPr>
       <w:r>
         <w:rPr/>
-        <w:t>Тема «</w:t>
-      </w:r>
-      <w:r>
-        <w:rPr/>
-        <w:t>Програмне забезпечення інтелектуального аналізу даних</w:t>
-      </w:r>
-      <w:r>
-        <w:rPr/>
-        <w:t>»</w:t>
+        <w:t>Тема «Програмне забезпечення інтелектуального аналізу даних»</w:t>
       </w:r>
     </w:p>
     <w:p>
@@ -371,14 +355,7 @@
         <w:tab/>
         <w:tab/>
         <w:tab/>
-      </w:r>
-      <w:r>
-        <w:rPr/>
-        <w:t>Андреєв М</w:t>
-      </w:r>
-      <w:r>
-        <w:rPr/>
-        <w:t>.О.</w:t>
+        <w:t>Андреєв М.О.</w:t>
       </w:r>
     </w:p>
     <w:p>
@@ -474,7 +451,9 @@
     <w:p>
       <w:pPr>
         <w:pStyle w:val="P1"/>
-        <w:rPr/>
+        <w:rPr>
+          <w:lang w:val="uk-UA"/>
+        </w:rPr>
       </w:pPr>
       <w:r>
         <w:rPr/>
@@ -514,13 +493,7 @@
         <w:rPr>
           <w:lang w:val="uk-UA"/>
         </w:rPr>
-        <w:t xml:space="preserve">Вивчити </w:t>
-      </w:r>
-      <w:r>
-        <w:rPr>
-          <w:lang w:val="uk-UA"/>
-        </w:rPr>
-        <w:t xml:space="preserve">основні можливості програми </w:t>
+        <w:t xml:space="preserve">Вивчити основні можливості програми </w:t>
       </w:r>
       <w:r>
         <w:rPr>
@@ -540,12 +513,6 @@
         </w:rPr>
         <w:t>Python.</w:t>
       </w:r>
-      <w:r>
-        <w:rPr>
-          <w:lang w:val="uk-UA"/>
-        </w:rPr>
-        <w:t>в</w:t>
-      </w:r>
     </w:p>
     <w:p>
       <w:pPr>
@@ -588,15 +555,51 @@
     <w:p>
       <w:pPr>
         <w:pStyle w:val="P1"/>
-        <w:numPr>
-          <w:ilvl w:val="0"/>
-          <w:numId w:val="1"/>
-        </w:numPr>
-        <w:rPr/>
-      </w:pPr>
-      <w:r>
-        <w:rPr/>
-        <w:t>Виконати пункт один, і так далі.</w:t>
+        <w:rPr/>
+      </w:pPr>
+      <w:r>
+        <w:rPr/>
+        <w:t>1. Ознайомитися з основними теоретичними відомостями за темою роботи, використовуючи ці методичні вказівки, а також рекомендовану літературу.</w:t>
+      </w:r>
+    </w:p>
+    <w:p>
+      <w:pPr>
+        <w:pStyle w:val="P1"/>
+        <w:rPr/>
+      </w:pPr>
+      <w:r>
+        <w:rPr/>
+        <w:t>2. Встановити програму для інтелектуального аналізу даних WEKA та інтерпретатор мови програмування Python.</w:t>
+      </w:r>
+    </w:p>
+    <w:p>
+      <w:pPr>
+        <w:pStyle w:val="P1"/>
+        <w:rPr/>
+      </w:pPr>
+      <w:r>
+        <w:rPr/>
+        <w:t>3. Ознайомитися з основними можливостями графічного інтерфейсу користувача програми WEKA та основами програмування на мові Python.</w:t>
+      </w:r>
+    </w:p>
+    <w:p>
+      <w:pPr>
+        <w:pStyle w:val="P1"/>
+        <w:rPr/>
+      </w:pPr>
+      <w:r>
+        <w:rPr/>
+        <w:t>4. Відповісти на 10 контрольних запитань.</w:t>
+      </w:r>
+    </w:p>
+    <w:p>
+      <w:pPr>
+        <w:pStyle w:val="P1"/>
+        <w:rPr/>
+      </w:pPr>
+      <w:r>
+        <w:rPr/>
+        <w:t>5. Оформити звіт з роботи.</w:t>
       </w:r>
     </w:p>
     <w:p>
@@ -620,31 +623,307 @@
     </w:p>
     <w:p>
       <w:pPr>
+        <w:pStyle w:val="P1"/>
+        <w:rPr>
+          <w:lang w:val="uk-UA"/>
+        </w:rPr>
+      </w:pPr>
+      <w:r>
+        <w:rPr>
+          <w:lang w:val="uk-UA"/>
+        </w:rPr>
+      </w:r>
+    </w:p>
+    <w:p>
+      <w:pPr>
+        <w:pStyle w:val="P1"/>
+        <w:rPr>
+          <w:lang w:val="uk-UA"/>
+        </w:rPr>
+      </w:pPr>
+      <w:r>
+        <w:rPr>
+          <w:lang w:val="uk-UA"/>
+        </w:rPr>
+        <w:t xml:space="preserve">Після встановлення </w:t>
+      </w:r>
+      <w:r>
+        <w:rPr>
+          <w:lang w:val="en-US"/>
+        </w:rPr>
+        <w:t xml:space="preserve">WEKA </w:t>
+      </w:r>
+      <w:r>
+        <w:rPr>
+          <w:lang w:val="uk-UA"/>
+        </w:rPr>
+        <w:t>відкрито програму:</w:t>
+      </w:r>
+    </w:p>
+    <w:p>
+      <w:pPr>
+        <w:pStyle w:val="P1"/>
+        <w:rPr>
+          <w:lang w:val="uk-UA"/>
+        </w:rPr>
+      </w:pPr>
+      <w:r>
+        <w:rPr>
+          <w:lang w:val="uk-UA"/>
+        </w:rPr>
+      </w:r>
+    </w:p>
+    <w:p>
+      <w:pPr>
+        <w:pStyle w:val="IMG1"/>
+        <w:rPr/>
+      </w:pPr>
+      <w:r>
+        <w:rPr/>
+        <w:drawing>
+          <wp:inline distT="0" distB="0" distL="0" distR="0">
+            <wp:extent cx="5731510" cy="4039870"/>
+            <wp:effectExtent l="0" t="0" r="0" b="0"/>
+            <wp:docPr id="1" name="Зображення1" descr=""/>
+            <wp:cNvGraphicFramePr>
+              <a:graphicFrameLocks xmlns:a="http://schemas.openxmlformats.org/drawingml/2006/main" noChangeAspect="1"/>
+            </wp:cNvGraphicFramePr>
+            <a:graphic xmlns:a="http://schemas.openxmlformats.org/drawingml/2006/main">
+              <a:graphicData uri="http://schemas.openxmlformats.org/drawingml/2006/picture">
+                <pic:pic xmlns:pic="http://schemas.openxmlformats.org/drawingml/2006/picture">
+                  <pic:nvPicPr>
+                    <pic:cNvPr id="1" name="Зображення1" descr=""/>
+                    <pic:cNvPicPr>
+                      <a:picLocks noChangeAspect="1" noChangeArrowheads="1"/>
+                    </pic:cNvPicPr>
+                  </pic:nvPicPr>
+                  <pic:blipFill>
+                    <a:blip r:embed="rId2"/>
+                    <a:stretch>
+                      <a:fillRect/>
+                    </a:stretch>
+                  </pic:blipFill>
+                  <pic:spPr bwMode="auto">
+                    <a:xfrm>
+                      <a:off x="0" y="0"/>
+                      <a:ext cx="5731510" cy="4039870"/>
+                    </a:xfrm>
+                    <a:prstGeom prst="rect">
+                      <a:avLst/>
+                    </a:prstGeom>
+                    <a:noFill/>
+                  </pic:spPr>
+                </pic:pic>
+              </a:graphicData>
+            </a:graphic>
+          </wp:inline>
+        </w:drawing>
+      </w:r>
+    </w:p>
+    <w:p>
+      <w:pPr>
+        <w:pStyle w:val="IMG1"/>
+        <w:rPr/>
+      </w:pPr>
+      <w:r>
+        <w:rPr/>
+        <w:t>Рисунок 1.1 – Опис картинки</w:t>
+      </w:r>
+    </w:p>
+    <w:p>
+      <w:pPr>
+        <w:pStyle w:val="IMG1"/>
+        <w:rPr/>
+      </w:pPr>
+      <w:r>
+        <w:rPr/>
+      </w:r>
+    </w:p>
+    <w:p>
+      <w:pPr>
+        <w:pStyle w:val="IMG1"/>
+        <w:rPr/>
+      </w:pPr>
+      <w:r>
+        <w:drawing>
+          <wp:anchor behindDoc="0" distT="0" distB="0" distL="0" distR="0" simplePos="0" locked="0" layoutInCell="0" allowOverlap="1" relativeHeight="3">
+            <wp:simplePos x="0" y="0"/>
+            <wp:positionH relativeFrom="column">
+              <wp:align>center</wp:align>
+            </wp:positionH>
+            <wp:positionV relativeFrom="paragraph">
+              <wp:posOffset>635</wp:posOffset>
+            </wp:positionV>
+            <wp:extent cx="5731510" cy="3115945"/>
+            <wp:effectExtent l="0" t="0" r="0" b="0"/>
+            <wp:wrapSquare wrapText="largest"/>
+            <wp:docPr id="2" name="Зображення2" descr=""/>
+            <wp:cNvGraphicFramePr>
+              <a:graphicFrameLocks xmlns:a="http://schemas.openxmlformats.org/drawingml/2006/main" noChangeAspect="1"/>
+            </wp:cNvGraphicFramePr>
+            <a:graphic xmlns:a="http://schemas.openxmlformats.org/drawingml/2006/main">
+              <a:graphicData uri="http://schemas.openxmlformats.org/drawingml/2006/picture">
+                <pic:pic xmlns:pic="http://schemas.openxmlformats.org/drawingml/2006/picture">
+                  <pic:nvPicPr>
+                    <pic:cNvPr id="2" name="Зображення2" descr=""/>
+                    <pic:cNvPicPr>
+                      <a:picLocks noChangeAspect="1" noChangeArrowheads="1"/>
+                    </pic:cNvPicPr>
+                  </pic:nvPicPr>
+                  <pic:blipFill>
+                    <a:blip r:embed="rId3"/>
+                    <a:stretch>
+                      <a:fillRect/>
+                    </a:stretch>
+                  </pic:blipFill>
+                  <pic:spPr bwMode="auto">
+                    <a:xfrm>
+                      <a:off x="0" y="0"/>
+                      <a:ext cx="5731510" cy="3115945"/>
+                    </a:xfrm>
+                    <a:prstGeom prst="rect">
+                      <a:avLst/>
+                    </a:prstGeom>
+                    <a:noFill/>
+                  </pic:spPr>
+                </pic:pic>
+              </a:graphicData>
+            </a:graphic>
+          </wp:anchor>
+        </w:drawing>
+      </w:r>
+      <w:r>
+        <w:rPr/>
+        <w:t xml:space="preserve">Рисунок 1.2 — Відкритий файл </w:t>
+      </w:r>
+      <w:r>
+        <w:rPr>
+          <w:lang w:val="en-US"/>
+        </w:rPr>
+        <w:t>iris.arff</w:t>
+      </w:r>
+    </w:p>
+    <w:p>
+      <w:pPr>
+        <w:pStyle w:val="IMG1"/>
+        <w:rPr>
+          <w:lang w:val="en-US"/>
+        </w:rPr>
+      </w:pPr>
+      <w:r>
+        <w:rPr>
+          <w:lang w:val="en-US"/>
+        </w:rPr>
+      </w:r>
+    </w:p>
+    <w:p>
+      <w:pPr>
+        <w:pStyle w:val="IMG1"/>
+        <w:rPr>
+          <w:lang w:val="uk-UA"/>
+        </w:rPr>
+      </w:pPr>
+      <w:r>
+        <w:drawing>
+          <wp:anchor behindDoc="0" distT="0" distB="0" distL="0" distR="0" simplePos="0" locked="0" layoutInCell="0" allowOverlap="1" relativeHeight="4">
+            <wp:simplePos x="0" y="0"/>
+            <wp:positionH relativeFrom="column">
+              <wp:align>center</wp:align>
+            </wp:positionH>
+            <wp:positionV relativeFrom="paragraph">
+              <wp:posOffset>635</wp:posOffset>
+            </wp:positionV>
+            <wp:extent cx="5731510" cy="3115945"/>
+            <wp:effectExtent l="0" t="0" r="0" b="0"/>
+            <wp:wrapSquare wrapText="largest"/>
+            <wp:docPr id="3" name="Зображення3" descr=""/>
+            <wp:cNvGraphicFramePr>
+              <a:graphicFrameLocks xmlns:a="http://schemas.openxmlformats.org/drawingml/2006/main" noChangeAspect="1"/>
+            </wp:cNvGraphicFramePr>
+            <a:graphic xmlns:a="http://schemas.openxmlformats.org/drawingml/2006/main">
+              <a:graphicData uri="http://schemas.openxmlformats.org/drawingml/2006/picture">
+                <pic:pic xmlns:pic="http://schemas.openxmlformats.org/drawingml/2006/picture">
+                  <pic:nvPicPr>
+                    <pic:cNvPr id="3" name="Зображення3" descr=""/>
+                    <pic:cNvPicPr>
+                      <a:picLocks noChangeAspect="1" noChangeArrowheads="1"/>
+                    </pic:cNvPicPr>
+                  </pic:nvPicPr>
+                  <pic:blipFill>
+                    <a:blip r:embed="rId4"/>
+                    <a:stretch>
+                      <a:fillRect/>
+                    </a:stretch>
+                  </pic:blipFill>
+                  <pic:spPr bwMode="auto">
+                    <a:xfrm>
+                      <a:off x="0" y="0"/>
+                      <a:ext cx="5731510" cy="3115945"/>
+                    </a:xfrm>
+                    <a:prstGeom prst="rect">
+                      <a:avLst/>
+                    </a:prstGeom>
+                    <a:noFill/>
+                  </pic:spPr>
+                </pic:pic>
+              </a:graphicData>
+            </a:graphic>
+          </wp:anchor>
+        </w:drawing>
+      </w:r>
+      <w:r>
+        <w:rPr>
+          <w:lang w:val="uk-UA"/>
+        </w:rPr>
+        <w:t>Рисунок 1.3 — Візуалізація набору даних</w:t>
+      </w:r>
+    </w:p>
+    <w:p>
+      <w:pPr>
+        <w:pStyle w:val="P1"/>
+        <w:rPr/>
+      </w:pPr>
+      <w:r>
+        <w:rPr/>
+      </w:r>
+    </w:p>
+    <w:p>
+      <w:pPr>
+        <w:pStyle w:val="H1"/>
+        <w:rPr/>
+      </w:pPr>
+      <w:r>
+        <w:rPr/>
+        <w:t xml:space="preserve">Питання </w:t>
+      </w:r>
+    </w:p>
+    <w:p>
+      <w:pPr>
         <w:pStyle w:val="H2"/>
         <w:rPr/>
       </w:pPr>
       <w:r>
         <w:rPr/>
-        <w:t xml:space="preserve">1 Код </w:t>
-      </w:r>
-    </w:p>
-    <w:p>
-      <w:pPr>
-        <w:pStyle w:val="P1"/>
-        <w:rPr/>
-      </w:pPr>
-      <w:r>
-        <w:rPr/>
-      </w:r>
-    </w:p>
-    <w:p>
-      <w:pPr>
-        <w:pStyle w:val="Code"/>
-        <w:rPr/>
-      </w:pPr>
-      <w:r>
-        <w:rPr/>
-        <w:t>Текст коду програми.</w:t>
+        <w:t>Що таке інтелектуальний аналіз даних?</w:t>
+      </w:r>
+    </w:p>
+    <w:p>
+      <w:pPr>
+        <w:pStyle w:val="P1"/>
+        <w:rPr/>
+      </w:pPr>
+      <w:r>
+        <w:rPr/>
+      </w:r>
+    </w:p>
+    <w:p>
+      <w:pPr>
+        <w:pStyle w:val="P1"/>
+        <w:rPr/>
+      </w:pPr>
+      <w:r>
+        <w:rPr/>
+        <w:t>Набір методів для аналізу та пошуку закономірностей в даних великого обсягу.</w:t>
       </w:r>
     </w:p>
     <w:p>
@@ -663,55 +942,35 @@
       </w:pPr>
       <w:r>
         <w:rPr/>
-        <w:t xml:space="preserve">2 Результати </w:t>
-      </w:r>
-    </w:p>
-    <w:p>
-      <w:pPr>
-        <w:pStyle w:val="P1"/>
-        <w:rPr/>
-      </w:pPr>
-      <w:r>
-        <w:rPr/>
-      </w:r>
-    </w:p>
-    <w:p>
-      <w:pPr>
-        <w:pStyle w:val="IMG1"/>
-        <w:rPr/>
-      </w:pPr>
-      <w:r>
-        <w:rPr/>
-        <w:t>Картинка тут</w:t>
-      </w:r>
-    </w:p>
-    <w:p>
-      <w:pPr>
-        <w:pStyle w:val="IMG1"/>
-        <w:rPr/>
-      </w:pPr>
-      <w:r>
-        <w:rPr/>
-        <w:t>Рисунок 2.1 – Опис картинки</w:t>
-      </w:r>
-    </w:p>
-    <w:p>
-      <w:pPr>
-        <w:pStyle w:val="P1"/>
-        <w:rPr/>
-      </w:pPr>
-      <w:r>
-        <w:rPr/>
-      </w:r>
-    </w:p>
-    <w:p>
-      <w:pPr>
-        <w:pStyle w:val="H1"/>
-        <w:rPr/>
-      </w:pPr>
-      <w:r>
-        <w:rPr/>
-        <w:t xml:space="preserve">Питання </w:t>
+        <w:t>Які основні задачі вирішує інтелектуальний аналіз даних?</w:t>
+      </w:r>
+    </w:p>
+    <w:p>
+      <w:pPr>
+        <w:pStyle w:val="P1"/>
+        <w:rPr/>
+      </w:pPr>
+      <w:r>
+        <w:rPr/>
+      </w:r>
+    </w:p>
+    <w:p>
+      <w:pPr>
+        <w:pStyle w:val="P1"/>
+        <w:rPr/>
+      </w:pPr>
+      <w:r>
+        <w:rPr/>
+        <w:t>Основними задачами є класифікація даних, регресія, кластеризація та пошук асоціативних правил.</w:t>
+      </w:r>
+    </w:p>
+    <w:p>
+      <w:pPr>
+        <w:pStyle w:val="P1"/>
+        <w:rPr/>
+      </w:pPr>
+      <w:r>
+        <w:rPr/>
       </w:r>
     </w:p>
     <w:p>
@@ -721,26 +980,787 @@
       </w:pPr>
       <w:r>
         <w:rPr/>
-        <w:t xml:space="preserve">Контрольне питання </w:t>
-      </w:r>
-    </w:p>
-    <w:p>
-      <w:pPr>
-        <w:pStyle w:val="P1"/>
-        <w:rPr/>
-      </w:pPr>
-      <w:r>
-        <w:rPr/>
-      </w:r>
-    </w:p>
-    <w:p>
-      <w:pPr>
-        <w:pStyle w:val="P1"/>
-        <w:rPr/>
-      </w:pPr>
-      <w:r>
-        <w:rPr/>
-        <w:t>Відповідь на контрольне питання.</w:t>
+        <w:t>Що таке задача класифікації?</w:t>
+      </w:r>
+    </w:p>
+    <w:p>
+      <w:pPr>
+        <w:pStyle w:val="P1"/>
+        <w:rPr/>
+      </w:pPr>
+      <w:r>
+        <w:rPr/>
+      </w:r>
+    </w:p>
+    <w:p>
+      <w:pPr>
+        <w:pStyle w:val="P1"/>
+        <w:rPr/>
+      </w:pPr>
+      <w:r>
+        <w:rPr/>
+        <w:t>Класифікація — це задача знаходження атрибуту категорії для нових об’єктів, маючи вибірку, де є об’єкти з заданими категоріями. Це є задача навчання з учителем.</w:t>
+      </w:r>
+    </w:p>
+    <w:p>
+      <w:pPr>
+        <w:pStyle w:val="P1"/>
+        <w:rPr/>
+      </w:pPr>
+      <w:r>
+        <w:rPr/>
+      </w:r>
+    </w:p>
+    <w:p>
+      <w:pPr>
+        <w:pStyle w:val="H2"/>
+        <w:rPr/>
+      </w:pPr>
+      <w:r>
+        <w:rPr/>
+        <w:t>Що таке задача регресії?</w:t>
+      </w:r>
+    </w:p>
+    <w:p>
+      <w:pPr>
+        <w:pStyle w:val="P1"/>
+        <w:rPr/>
+      </w:pPr>
+      <w:r>
+        <w:rPr/>
+      </w:r>
+    </w:p>
+    <w:p>
+      <w:pPr>
+        <w:pStyle w:val="P1"/>
+        <w:rPr/>
+      </w:pPr>
+      <w:r>
+        <w:rPr/>
+        <w:t>Регресія — це задача знаходження залежності однієї величини від іншої. Підходить для чисельних змінних.</w:t>
+      </w:r>
+    </w:p>
+    <w:p>
+      <w:pPr>
+        <w:pStyle w:val="P1"/>
+        <w:rPr/>
+      </w:pPr>
+      <w:r>
+        <w:rPr/>
+      </w:r>
+    </w:p>
+    <w:p>
+      <w:pPr>
+        <w:pStyle w:val="H2"/>
+        <w:rPr/>
+      </w:pPr>
+      <w:r>
+        <w:rPr/>
+        <w:t>Що таке задача кластеризації?</w:t>
+      </w:r>
+    </w:p>
+    <w:p>
+      <w:pPr>
+        <w:pStyle w:val="P1"/>
+        <w:rPr/>
+      </w:pPr>
+      <w:r>
+        <w:rPr/>
+      </w:r>
+    </w:p>
+    <w:p>
+      <w:pPr>
+        <w:pStyle w:val="P1"/>
+        <w:rPr/>
+      </w:pPr>
+      <w:r>
+        <w:rPr/>
+        <w:t>Кластеризація — це розбиття вибірки на підмножини, які мають схожі об’єкти в кожній. Це є задача навчання без учителя.</w:t>
+      </w:r>
+    </w:p>
+    <w:p>
+      <w:pPr>
+        <w:pStyle w:val="P1"/>
+        <w:rPr/>
+      </w:pPr>
+      <w:r>
+        <w:rPr/>
+      </w:r>
+    </w:p>
+    <w:p>
+      <w:pPr>
+        <w:pStyle w:val="H2"/>
+        <w:rPr/>
+      </w:pPr>
+      <w:r>
+        <w:rPr/>
+        <w:t>Що таке задача пошуку асоціативних правил?</w:t>
+      </w:r>
+    </w:p>
+    <w:p>
+      <w:pPr>
+        <w:pStyle w:val="P1"/>
+        <w:rPr/>
+      </w:pPr>
+      <w:r>
+        <w:rPr/>
+      </w:r>
+    </w:p>
+    <w:p>
+      <w:pPr>
+        <w:pStyle w:val="P1"/>
+        <w:rPr/>
+      </w:pPr>
+      <w:r>
+        <w:rPr/>
+        <w:t>Пошук асоціативних правил — це знаходження відношень між даними у вибірці.</w:t>
+      </w:r>
+    </w:p>
+    <w:p>
+      <w:pPr>
+        <w:pStyle w:val="P1"/>
+        <w:rPr/>
+      </w:pPr>
+      <w:r>
+        <w:rPr/>
+      </w:r>
+    </w:p>
+    <w:p>
+      <w:pPr>
+        <w:pStyle w:val="H2"/>
+        <w:rPr/>
+      </w:pPr>
+      <w:r>
+        <w:rPr/>
+        <w:t>Для чого використовується програма WEKA, які її можливості?</w:t>
+      </w:r>
+    </w:p>
+    <w:p>
+      <w:pPr>
+        <w:pStyle w:val="P1"/>
+        <w:rPr/>
+      </w:pPr>
+      <w:r>
+        <w:rPr/>
+      </w:r>
+    </w:p>
+    <w:p>
+      <w:pPr>
+        <w:pStyle w:val="P1"/>
+        <w:rPr/>
+      </w:pPr>
+      <w:r>
+        <w:rPr/>
+        <w:t xml:space="preserve">Програма </w:t>
+      </w:r>
+      <w:r>
+        <w:rPr>
+          <w:lang w:val="en-US"/>
+        </w:rPr>
+        <w:t xml:space="preserve">WEKA </w:t>
+      </w:r>
+      <w:r>
+        <w:rPr>
+          <w:lang w:val="uk-UA"/>
+        </w:rPr>
+        <w:t>використовується для інтелектуального аналізу даних. Вона включає алгоритми обробки та візуалізації даних.</w:t>
+      </w:r>
+    </w:p>
+    <w:p>
+      <w:pPr>
+        <w:pStyle w:val="P1"/>
+        <w:rPr/>
+      </w:pPr>
+      <w:r>
+        <w:rPr/>
+      </w:r>
+    </w:p>
+    <w:p>
+      <w:pPr>
+        <w:pStyle w:val="H2"/>
+        <w:rPr/>
+      </w:pPr>
+      <w:r>
+        <w:rPr/>
+        <w:t>Яке призначення модулів Explorer, Experimenter, Knowledge flow, Workbench та SimpleCLI?</w:t>
+      </w:r>
+    </w:p>
+    <w:p>
+      <w:pPr>
+        <w:pStyle w:val="P1"/>
+        <w:rPr/>
+      </w:pPr>
+      <w:r>
+        <w:rPr/>
+      </w:r>
+    </w:p>
+    <w:p>
+      <w:pPr>
+        <w:pStyle w:val="P1"/>
+        <w:rPr/>
+      </w:pPr>
+      <w:r>
+        <w:rPr/>
+        <w:t xml:space="preserve">Модуль </w:t>
+      </w:r>
+      <w:r>
+        <w:rPr>
+          <w:lang w:val="en-US"/>
+        </w:rPr>
+        <w:t xml:space="preserve">Explorer </w:t>
+      </w:r>
+      <w:r>
+        <w:rPr>
+          <w:lang w:val="uk-UA"/>
+        </w:rPr>
+        <w:t xml:space="preserve">дає можливість аналізувати файли </w:t>
+      </w:r>
+      <w:r>
+        <w:rPr>
+          <w:lang w:val="en-US"/>
+        </w:rPr>
+        <w:t>.arff.</w:t>
+      </w:r>
+    </w:p>
+    <w:p>
+      <w:pPr>
+        <w:pStyle w:val="P1"/>
+        <w:rPr>
+          <w:lang w:val="uk-UA"/>
+        </w:rPr>
+      </w:pPr>
+      <w:r>
+        <w:rPr>
+          <w:lang w:val="uk-UA"/>
+        </w:rPr>
+        <w:t xml:space="preserve">Модуль </w:t>
+      </w:r>
+      <w:r>
+        <w:rPr>
+          <w:lang w:val="en-US"/>
+        </w:rPr>
+        <w:t xml:space="preserve">Experimenter </w:t>
+      </w:r>
+      <w:r>
+        <w:rPr>
+          <w:lang w:val="uk-UA"/>
+        </w:rPr>
+        <w:t>дозволяє проводити експерименти з даними.</w:t>
+      </w:r>
+    </w:p>
+    <w:p>
+      <w:pPr>
+        <w:pStyle w:val="P1"/>
+        <w:rPr>
+          <w:lang w:val="uk-UA"/>
+        </w:rPr>
+      </w:pPr>
+      <w:r>
+        <w:rPr>
+          <w:lang w:val="uk-UA"/>
+        </w:rPr>
+        <w:t xml:space="preserve">Модуль </w:t>
+      </w:r>
+      <w:r>
+        <w:rPr>
+          <w:lang w:val="en-US"/>
+        </w:rPr>
+        <w:t xml:space="preserve">Knowledge Flow </w:t>
+      </w:r>
+      <w:r>
+        <w:rPr>
+          <w:lang w:val="uk-UA"/>
+        </w:rPr>
+        <w:t>дозволяє створити діаграму дій для даних.</w:t>
+      </w:r>
+    </w:p>
+    <w:p>
+      <w:pPr>
+        <w:pStyle w:val="P1"/>
+        <w:rPr>
+          <w:lang w:val="uk-UA"/>
+        </w:rPr>
+      </w:pPr>
+      <w:r>
+        <w:rPr>
+          <w:lang w:val="uk-UA"/>
+        </w:rPr>
+        <w:t xml:space="preserve">Модуль </w:t>
+      </w:r>
+      <w:r>
+        <w:rPr>
+          <w:lang w:val="en-US"/>
+        </w:rPr>
+        <w:t xml:space="preserve">Workbench </w:t>
+      </w:r>
+      <w:r>
+        <w:rPr>
+          <w:lang w:val="uk-UA"/>
+        </w:rPr>
+        <w:t>показує всі модулі в одному вікні.</w:t>
+      </w:r>
+    </w:p>
+    <w:p>
+      <w:pPr>
+        <w:pStyle w:val="P1"/>
+        <w:rPr>
+          <w:lang w:val="en-US"/>
+        </w:rPr>
+      </w:pPr>
+      <w:r>
+        <w:rPr>
+          <w:lang w:val="en-US"/>
+        </w:rPr>
+        <w:t>Simple CLI</w:t>
+      </w:r>
+      <w:r>
+        <w:rPr>
+          <w:lang w:val="uk-UA"/>
+        </w:rPr>
+        <w:t xml:space="preserve"> дозволяє виконувати функції програми у консолі.</w:t>
+      </w:r>
+    </w:p>
+    <w:p>
+      <w:pPr>
+        <w:pStyle w:val="P1"/>
+        <w:rPr>
+          <w:lang w:val="uk-UA"/>
+        </w:rPr>
+      </w:pPr>
+      <w:r>
+        <w:rPr>
+          <w:lang w:val="uk-UA"/>
+        </w:rPr>
+      </w:r>
+    </w:p>
+    <w:p>
+      <w:pPr>
+        <w:pStyle w:val="H2"/>
+        <w:rPr/>
+      </w:pPr>
+      <w:r>
+        <w:rPr/>
+        <w:t>Опишіть призначення таких вкладок модуля Explorer: Preprocess, Classify, Cluster, Associate, Select Attributes, Visualize.</w:t>
+      </w:r>
+    </w:p>
+    <w:p>
+      <w:pPr>
+        <w:pStyle w:val="P1"/>
+        <w:rPr/>
+      </w:pPr>
+      <w:r>
+        <w:rPr/>
+      </w:r>
+    </w:p>
+    <w:p>
+      <w:pPr>
+        <w:pStyle w:val="P1"/>
+        <w:rPr/>
+      </w:pPr>
+      <w:r>
+        <w:rPr/>
+        <w:t xml:space="preserve">Модуль </w:t>
+      </w:r>
+      <w:r>
+        <w:rPr>
+          <w:lang w:val="en-US"/>
+        </w:rPr>
+        <w:t xml:space="preserve">Explorer </w:t>
+      </w:r>
+      <w:r>
+        <w:rPr>
+          <w:lang w:val="uk-UA"/>
+        </w:rPr>
+        <w:t>має такі вкладки:</w:t>
+      </w:r>
+    </w:p>
+    <w:p>
+      <w:pPr>
+        <w:pStyle w:val="P1"/>
+        <w:rPr>
+          <w:lang w:val="uk-UA"/>
+        </w:rPr>
+      </w:pPr>
+      <w:r>
+        <w:rPr>
+          <w:lang w:val="uk-UA"/>
+        </w:rPr>
+        <w:t xml:space="preserve">- </w:t>
+      </w:r>
+      <w:r>
+        <w:rPr>
+          <w:lang w:val="en-US"/>
+        </w:rPr>
+        <w:t xml:space="preserve">Preprocess: </w:t>
+      </w:r>
+      <w:r>
+        <w:rPr>
+          <w:lang w:val="uk-UA"/>
+        </w:rPr>
+        <w:t>дозволяє застосовувати фільтри до даних (нормалізація, дискретизація, тощо);</w:t>
+      </w:r>
+    </w:p>
+    <w:p>
+      <w:pPr>
+        <w:pStyle w:val="P1"/>
+        <w:rPr>
+          <w:lang w:val="uk-UA"/>
+        </w:rPr>
+      </w:pPr>
+      <w:r>
+        <w:rPr>
+          <w:lang w:val="uk-UA"/>
+        </w:rPr>
+        <w:t xml:space="preserve">- </w:t>
+      </w:r>
+      <w:r>
+        <w:rPr>
+          <w:lang w:val="en-US"/>
+        </w:rPr>
+        <w:t xml:space="preserve">Classify: </w:t>
+      </w:r>
+      <w:r>
+        <w:rPr>
+          <w:lang w:val="uk-UA"/>
+        </w:rPr>
+        <w:t>дозволяє застосовувати методи класифікації до даних;</w:t>
+      </w:r>
+    </w:p>
+    <w:p>
+      <w:pPr>
+        <w:pStyle w:val="P1"/>
+        <w:rPr>
+          <w:lang w:val="uk-UA"/>
+        </w:rPr>
+      </w:pPr>
+      <w:r>
+        <w:rPr>
+          <w:lang w:val="uk-UA"/>
+        </w:rPr>
+        <w:t xml:space="preserve">- </w:t>
+      </w:r>
+      <w:r>
+        <w:rPr>
+          <w:lang w:val="en-US"/>
+        </w:rPr>
+        <w:t xml:space="preserve">Cluster: </w:t>
+      </w:r>
+      <w:r>
+        <w:rPr>
+          <w:lang w:val="uk-UA"/>
+        </w:rPr>
+        <w:t>кластеризує дані різними методами;</w:t>
+      </w:r>
+    </w:p>
+    <w:p>
+      <w:pPr>
+        <w:pStyle w:val="P1"/>
+        <w:rPr>
+          <w:lang w:val="en-US"/>
+        </w:rPr>
+      </w:pPr>
+      <w:r>
+        <w:rPr>
+          <w:lang w:val="en-US"/>
+        </w:rPr>
+        <w:t xml:space="preserve">- Associate: </w:t>
+      </w:r>
+      <w:r>
+        <w:rPr>
+          <w:lang w:val="uk-UA"/>
+        </w:rPr>
+        <w:t>знаходить асоціації в даних;</w:t>
+      </w:r>
+    </w:p>
+    <w:p>
+      <w:pPr>
+        <w:pStyle w:val="P1"/>
+        <w:rPr>
+          <w:lang w:val="uk-UA"/>
+        </w:rPr>
+      </w:pPr>
+      <w:r>
+        <w:rPr>
+          <w:lang w:val="uk-UA"/>
+        </w:rPr>
+        <w:t xml:space="preserve">- </w:t>
+      </w:r>
+      <w:r>
+        <w:rPr>
+          <w:lang w:val="en-US"/>
+        </w:rPr>
+        <w:t xml:space="preserve">Select attributes: </w:t>
+      </w:r>
+      <w:r>
+        <w:rPr>
+          <w:lang w:val="uk-UA"/>
+        </w:rPr>
+        <w:t>дозволяє обирати атрибути для наборів даних;</w:t>
+      </w:r>
+    </w:p>
+    <w:p>
+      <w:pPr>
+        <w:pStyle w:val="P1"/>
+        <w:rPr>
+          <w:lang w:val="uk-UA"/>
+        </w:rPr>
+      </w:pPr>
+      <w:r>
+        <w:rPr>
+          <w:lang w:val="uk-UA"/>
+        </w:rPr>
+        <w:t xml:space="preserve">- </w:t>
+      </w:r>
+      <w:r>
+        <w:rPr>
+          <w:lang w:val="en-US"/>
+        </w:rPr>
+        <w:t xml:space="preserve">Visualize: </w:t>
+      </w:r>
+      <w:r>
+        <w:rPr>
+          <w:lang w:val="uk-UA"/>
+        </w:rPr>
+        <w:t>візуалізує кожен атрибут один з одним.</w:t>
+      </w:r>
+    </w:p>
+    <w:p>
+      <w:pPr>
+        <w:pStyle w:val="P1"/>
+        <w:rPr/>
+      </w:pPr>
+      <w:r>
+        <w:rPr/>
+      </w:r>
+    </w:p>
+    <w:p>
+      <w:pPr>
+        <w:pStyle w:val="H2"/>
+        <w:rPr/>
+      </w:pPr>
+      <w:r>
+        <w:rPr/>
+        <w:t>Опишіть формат файлів даних, який використовується в програмі WEKA.</w:t>
+      </w:r>
+    </w:p>
+    <w:p>
+      <w:pPr>
+        <w:pStyle w:val="P1"/>
+        <w:rPr/>
+      </w:pPr>
+      <w:r>
+        <w:rPr/>
+      </w:r>
+    </w:p>
+    <w:p>
+      <w:pPr>
+        <w:pStyle w:val="P1"/>
+        <w:rPr/>
+      </w:pPr>
+      <w:r>
+        <w:rPr/>
+        <w:t xml:space="preserve">Формати, підтримувані програмою </w:t>
+      </w:r>
+      <w:r>
+        <w:rPr>
+          <w:lang w:val="en-US"/>
+        </w:rPr>
+        <w:t>WEKA:</w:t>
+      </w:r>
+    </w:p>
+    <w:p>
+      <w:pPr>
+        <w:pStyle w:val="P1"/>
+        <w:rPr>
+          <w:lang w:val="en-US"/>
+        </w:rPr>
+      </w:pPr>
+      <w:r>
+        <w:rPr>
+          <w:lang w:val="en-US"/>
+        </w:rPr>
+      </w:r>
+    </w:p>
+    <w:p>
+      <w:pPr>
+        <w:pStyle w:val="P1"/>
+        <w:rPr>
+          <w:lang w:val="en-US"/>
+        </w:rPr>
+      </w:pPr>
+      <w:r>
+        <w:rPr>
+          <w:lang w:val="en-US"/>
+        </w:rPr>
+        <w:t>- arff;</w:t>
+      </w:r>
+    </w:p>
+    <w:p>
+      <w:pPr>
+        <w:pStyle w:val="P1"/>
+        <w:rPr>
+          <w:lang w:val="en-US"/>
+        </w:rPr>
+      </w:pPr>
+      <w:r>
+        <w:rPr>
+          <w:lang w:val="en-US"/>
+        </w:rPr>
+        <w:t>- arff.gz;</w:t>
+      </w:r>
+    </w:p>
+    <w:p>
+      <w:pPr>
+        <w:pStyle w:val="P1"/>
+        <w:rPr>
+          <w:lang w:val="en-US"/>
+        </w:rPr>
+      </w:pPr>
+      <w:r>
+        <w:rPr>
+          <w:lang w:val="en-US"/>
+        </w:rPr>
+        <w:t>- bsi;</w:t>
+      </w:r>
+    </w:p>
+    <w:p>
+      <w:pPr>
+        <w:pStyle w:val="P1"/>
+        <w:rPr>
+          <w:lang w:val="en-US"/>
+        </w:rPr>
+      </w:pPr>
+      <w:r>
+        <w:rPr>
+          <w:lang w:val="en-US"/>
+        </w:rPr>
+        <w:t>- csv;</w:t>
+      </w:r>
+    </w:p>
+    <w:p>
+      <w:pPr>
+        <w:pStyle w:val="P1"/>
+        <w:rPr>
+          <w:lang w:val="en-US"/>
+        </w:rPr>
+      </w:pPr>
+      <w:r>
+        <w:rPr>
+          <w:lang w:val="en-US"/>
+        </w:rPr>
+        <w:t>- dat;</w:t>
+      </w:r>
+    </w:p>
+    <w:p>
+      <w:pPr>
+        <w:pStyle w:val="P1"/>
+        <w:rPr>
+          <w:lang w:val="en-US"/>
+        </w:rPr>
+      </w:pPr>
+      <w:r>
+        <w:rPr>
+          <w:lang w:val="en-US"/>
+        </w:rPr>
+        <w:t>- data;</w:t>
+      </w:r>
+    </w:p>
+    <w:p>
+      <w:pPr>
+        <w:pStyle w:val="P1"/>
+        <w:rPr>
+          <w:lang w:val="en-US"/>
+        </w:rPr>
+      </w:pPr>
+      <w:r>
+        <w:rPr>
+          <w:lang w:val="en-US"/>
+        </w:rPr>
+        <w:t>- json;</w:t>
+      </w:r>
+    </w:p>
+    <w:p>
+      <w:pPr>
+        <w:pStyle w:val="P1"/>
+        <w:rPr>
+          <w:lang w:val="en-US"/>
+        </w:rPr>
+      </w:pPr>
+      <w:r>
+        <w:rPr>
+          <w:lang w:val="en-US"/>
+        </w:rPr>
+        <w:t>- json.gz;</w:t>
+      </w:r>
+    </w:p>
+    <w:p>
+      <w:pPr>
+        <w:pStyle w:val="P1"/>
+        <w:rPr>
+          <w:lang w:val="en-US"/>
+        </w:rPr>
+      </w:pPr>
+      <w:r>
+        <w:rPr>
+          <w:lang w:val="en-US"/>
+        </w:rPr>
+        <w:t>- libsvm;</w:t>
+      </w:r>
+    </w:p>
+    <w:p>
+      <w:pPr>
+        <w:pStyle w:val="P1"/>
+        <w:rPr>
+          <w:lang w:val="en-US"/>
+        </w:rPr>
+      </w:pPr>
+      <w:r>
+        <w:rPr>
+          <w:lang w:val="en-US"/>
+        </w:rPr>
+        <w:t>- m;</w:t>
+      </w:r>
+    </w:p>
+    <w:p>
+      <w:pPr>
+        <w:pStyle w:val="P1"/>
+        <w:rPr>
+          <w:lang w:val="en-US"/>
+        </w:rPr>
+      </w:pPr>
+      <w:r>
+        <w:rPr>
+          <w:lang w:val="en-US"/>
+        </w:rPr>
+        <w:t>- names;</w:t>
+      </w:r>
+    </w:p>
+    <w:p>
+      <w:pPr>
+        <w:pStyle w:val="P1"/>
+        <w:rPr>
+          <w:lang w:val="en-US"/>
+        </w:rPr>
+      </w:pPr>
+      <w:r>
+        <w:rPr>
+          <w:lang w:val="en-US"/>
+        </w:rPr>
+        <w:t>- xrff;</w:t>
+      </w:r>
+    </w:p>
+    <w:p>
+      <w:pPr>
+        <w:pStyle w:val="P1"/>
+        <w:rPr>
+          <w:lang w:val="en-US"/>
+        </w:rPr>
+      </w:pPr>
+      <w:r>
+        <w:rPr>
+          <w:lang w:val="en-US"/>
+        </w:rPr>
+        <w:t>- xrff.gz.</w:t>
       </w:r>
     </w:p>
     <w:sectPr>
@@ -754,255 +1774,6 @@
     </w:sectPr>
   </w:body>
 </w:document>
-</file>
-
-<file path=word/numbering.xml><?xml version="1.0" encoding="utf-8"?>
-<w:numbering xmlns:w="http://schemas.openxmlformats.org/wordprocessingml/2006/main" xmlns:o="urn:schemas-microsoft-com:office:office" xmlns:r="http://schemas.openxmlformats.org/officeDocument/2006/relationships" xmlns:v="urn:schemas-microsoft-com:vml" xmlns:mc="http://schemas.openxmlformats.org/markup-compatibility/2006" xmlns:w14="http://schemas.microsoft.com/office/word/2010/wordml" mc:Ignorable="w14">
-  <w:abstractNum w:abstractNumId="1">
-    <w:lvl w:ilvl="0">
-      <w:start w:val="1"/>
-      <w:numFmt w:val="decimal"/>
-      <w:lvlText w:val="%1."/>
-      <w:lvlJc w:val="left"/>
-      <w:pPr>
-        <w:tabs>
-          <w:tab w:val="num" w:pos="0"/>
-        </w:tabs>
-        <w:ind w:left="1211" w:hanging="360"/>
-      </w:pPr>
-      <w:rPr/>
-    </w:lvl>
-    <w:lvl w:ilvl="1">
-      <w:start w:val="1"/>
-      <w:numFmt w:val="lowerLetter"/>
-      <w:lvlText w:val="%2."/>
-      <w:lvlJc w:val="left"/>
-      <w:pPr>
-        <w:tabs>
-          <w:tab w:val="num" w:pos="0"/>
-        </w:tabs>
-        <w:ind w:left="1931" w:hanging="360"/>
-      </w:pPr>
-      <w:rPr/>
-    </w:lvl>
-    <w:lvl w:ilvl="2">
-      <w:start w:val="1"/>
-      <w:numFmt w:val="lowerRoman"/>
-      <w:lvlText w:val="%3."/>
-      <w:lvlJc w:val="right"/>
-      <w:pPr>
-        <w:tabs>
-          <w:tab w:val="num" w:pos="0"/>
-        </w:tabs>
-        <w:ind w:left="2651" w:hanging="180"/>
-      </w:pPr>
-      <w:rPr/>
-    </w:lvl>
-    <w:lvl w:ilvl="3">
-      <w:start w:val="1"/>
-      <w:numFmt w:val="decimal"/>
-      <w:lvlText w:val="%4."/>
-      <w:lvlJc w:val="left"/>
-      <w:pPr>
-        <w:tabs>
-          <w:tab w:val="num" w:pos="0"/>
-        </w:tabs>
-        <w:ind w:left="3371" w:hanging="360"/>
-      </w:pPr>
-      <w:rPr/>
-    </w:lvl>
-    <w:lvl w:ilvl="4">
-      <w:start w:val="1"/>
-      <w:numFmt w:val="lowerLetter"/>
-      <w:lvlText w:val="%5."/>
-      <w:lvlJc w:val="left"/>
-      <w:pPr>
-        <w:tabs>
-          <w:tab w:val="num" w:pos="0"/>
-        </w:tabs>
-        <w:ind w:left="4091" w:hanging="360"/>
-      </w:pPr>
-      <w:rPr/>
-    </w:lvl>
-    <w:lvl w:ilvl="5">
-      <w:start w:val="1"/>
-      <w:numFmt w:val="lowerRoman"/>
-      <w:lvlText w:val="%6."/>
-      <w:lvlJc w:val="right"/>
-      <w:pPr>
-        <w:tabs>
-          <w:tab w:val="num" w:pos="0"/>
-        </w:tabs>
-        <w:ind w:left="4811" w:hanging="180"/>
-      </w:pPr>
-      <w:rPr/>
-    </w:lvl>
-    <w:lvl w:ilvl="6">
-      <w:start w:val="1"/>
-      <w:numFmt w:val="decimal"/>
-      <w:lvlText w:val="%7."/>
-      <w:lvlJc w:val="left"/>
-      <w:pPr>
-        <w:tabs>
-          <w:tab w:val="num" w:pos="0"/>
-        </w:tabs>
-        <w:ind w:left="5531" w:hanging="360"/>
-      </w:pPr>
-      <w:rPr/>
-    </w:lvl>
-    <w:lvl w:ilvl="7">
-      <w:start w:val="1"/>
-      <w:numFmt w:val="lowerLetter"/>
-      <w:lvlText w:val="%8."/>
-      <w:lvlJc w:val="left"/>
-      <w:pPr>
-        <w:tabs>
-          <w:tab w:val="num" w:pos="0"/>
-        </w:tabs>
-        <w:ind w:left="6251" w:hanging="360"/>
-      </w:pPr>
-      <w:rPr/>
-    </w:lvl>
-    <w:lvl w:ilvl="8">
-      <w:start w:val="1"/>
-      <w:numFmt w:val="lowerRoman"/>
-      <w:lvlText w:val="%9."/>
-      <w:lvlJc w:val="right"/>
-      <w:pPr>
-        <w:tabs>
-          <w:tab w:val="num" w:pos="0"/>
-        </w:tabs>
-        <w:ind w:left="6971" w:hanging="180"/>
-      </w:pPr>
-      <w:rPr/>
-    </w:lvl>
-  </w:abstractNum>
-  <w:abstractNum w:abstractNumId="2">
-    <w:lvl w:ilvl="0">
-      <w:start w:val="1"/>
-      <w:numFmt w:val="none"/>
-      <w:suff w:val="nothing"/>
-      <w:lvlText w:val=""/>
-      <w:lvlJc w:val="left"/>
-      <w:pPr>
-        <w:tabs>
-          <w:tab w:val="num" w:pos="0"/>
-        </w:tabs>
-        <w:ind w:left="0" w:hanging="0"/>
-      </w:pPr>
-    </w:lvl>
-    <w:lvl w:ilvl="1">
-      <w:start w:val="1"/>
-      <w:numFmt w:val="none"/>
-      <w:suff w:val="nothing"/>
-      <w:lvlText w:val=""/>
-      <w:lvlJc w:val="left"/>
-      <w:pPr>
-        <w:tabs>
-          <w:tab w:val="num" w:pos="0"/>
-        </w:tabs>
-        <w:ind w:left="0" w:hanging="0"/>
-      </w:pPr>
-    </w:lvl>
-    <w:lvl w:ilvl="2">
-      <w:start w:val="1"/>
-      <w:numFmt w:val="none"/>
-      <w:suff w:val="nothing"/>
-      <w:lvlText w:val=""/>
-      <w:lvlJc w:val="left"/>
-      <w:pPr>
-        <w:tabs>
-          <w:tab w:val="num" w:pos="0"/>
-        </w:tabs>
-        <w:ind w:left="0" w:hanging="0"/>
-      </w:pPr>
-    </w:lvl>
-    <w:lvl w:ilvl="3">
-      <w:start w:val="1"/>
-      <w:numFmt w:val="none"/>
-      <w:suff w:val="nothing"/>
-      <w:lvlText w:val=""/>
-      <w:lvlJc w:val="left"/>
-      <w:pPr>
-        <w:tabs>
-          <w:tab w:val="num" w:pos="0"/>
-        </w:tabs>
-        <w:ind w:left="0" w:hanging="0"/>
-      </w:pPr>
-    </w:lvl>
-    <w:lvl w:ilvl="4">
-      <w:start w:val="1"/>
-      <w:numFmt w:val="none"/>
-      <w:suff w:val="nothing"/>
-      <w:lvlText w:val=""/>
-      <w:lvlJc w:val="left"/>
-      <w:pPr>
-        <w:tabs>
-          <w:tab w:val="num" w:pos="0"/>
-        </w:tabs>
-        <w:ind w:left="0" w:hanging="0"/>
-      </w:pPr>
-    </w:lvl>
-    <w:lvl w:ilvl="5">
-      <w:start w:val="1"/>
-      <w:numFmt w:val="none"/>
-      <w:suff w:val="nothing"/>
-      <w:lvlText w:val=""/>
-      <w:lvlJc w:val="left"/>
-      <w:pPr>
-        <w:tabs>
-          <w:tab w:val="num" w:pos="0"/>
-        </w:tabs>
-        <w:ind w:left="0" w:hanging="0"/>
-      </w:pPr>
-    </w:lvl>
-    <w:lvl w:ilvl="6">
-      <w:start w:val="1"/>
-      <w:numFmt w:val="none"/>
-      <w:suff w:val="nothing"/>
-      <w:lvlText w:val=""/>
-      <w:lvlJc w:val="left"/>
-      <w:pPr>
-        <w:tabs>
-          <w:tab w:val="num" w:pos="0"/>
-        </w:tabs>
-        <w:ind w:left="0" w:hanging="0"/>
-      </w:pPr>
-    </w:lvl>
-    <w:lvl w:ilvl="7">
-      <w:start w:val="1"/>
-      <w:numFmt w:val="none"/>
-      <w:suff w:val="nothing"/>
-      <w:lvlText w:val=""/>
-      <w:lvlJc w:val="left"/>
-      <w:pPr>
-        <w:tabs>
-          <w:tab w:val="num" w:pos="0"/>
-        </w:tabs>
-        <w:ind w:left="0" w:hanging="0"/>
-      </w:pPr>
-    </w:lvl>
-    <w:lvl w:ilvl="8">
-      <w:start w:val="1"/>
-      <w:numFmt w:val="none"/>
-      <w:suff w:val="nothing"/>
-      <w:lvlText w:val=""/>
-      <w:lvlJc w:val="left"/>
-      <w:pPr>
-        <w:tabs>
-          <w:tab w:val="num" w:pos="0"/>
-        </w:tabs>
-        <w:ind w:left="0" w:hanging="0"/>
-      </w:pPr>
-    </w:lvl>
-  </w:abstractNum>
-  <w:num w:numId="1">
-    <w:abstractNumId w:val="1"/>
-  </w:num>
-  <w:num w:numId="2">
-    <w:abstractNumId w:val="2"/>
-  </w:num>
-</w:numbering>
 </file>
 
 <file path=word/styles.xml><?xml version="1.0" encoding="utf-8"?>
@@ -1878,7 +2649,7 @@
   </w:style>
   <w:style w:type="paragraph" w:styleId="IndexHeading">
     <w:name w:val="index heading"/>
-    <w:basedOn w:val="user"/>
+    <w:basedOn w:val="Style12"/>
     <w:pPr/>
     <w:rPr/>
   </w:style>
@@ -2142,8 +2913,8 @@
       <w:lang w:val="en-US"/>
     </w:rPr>
   </w:style>
-  <w:style w:type="numbering" w:styleId="user2" w:default="1">
-    <w:name w:val="Без маркерів (user)"/>
+  <w:style w:type="numbering" w:styleId="Style14" w:default="1">
+    <w:name w:val="Без маркерів"/>
     <w:uiPriority w:val="99"/>
     <w:semiHidden/>
     <w:unhideWhenUsed/>
